--- a/卡牌CCG企划立项书.docx
+++ b/卡牌CCG企划立项书.docx
@@ -3911,7 +3911,7 @@
           <v:shape id="_x0000_i1025" type="#_x0000_t75" style="width:414.55pt;height:234.7pt" o:ole="">
             <v:imagedata r:id="rId10" o:title="" cropbottom="8842f"/>
           </v:shape>
-          <o:OLEObject Type="Embed" ProgID="Visio.Drawing.15" ShapeID="_x0000_i1025" DrawAspect="Content" ObjectID="_1838012900" r:id="rId11"/>
+          <o:OLEObject Type="Embed" ProgID="Visio.Drawing.15" ShapeID="_x0000_i1025" DrawAspect="Content" ObjectID="_1839990702" r:id="rId11"/>
         </w:object>
       </w:r>
     </w:p>
@@ -16430,6 +16430,7 @@
     <w:rsid w:val="004465F4"/>
     <w:rsid w:val="004E12A3"/>
     <w:rsid w:val="00594A1E"/>
+    <w:rsid w:val="006F22B0"/>
     <w:rsid w:val="007011A0"/>
     <w:rsid w:val="00821E81"/>
     <w:rsid w:val="008815E1"/>
@@ -16444,6 +16445,7 @@
     <w:rsid w:val="00B14D4F"/>
     <w:rsid w:val="00BD16E1"/>
     <w:rsid w:val="00BF115F"/>
+    <w:rsid w:val="00CC361F"/>
     <w:rsid w:val="00CE74BA"/>
     <w:rsid w:val="00D95633"/>
     <w:rsid w:val="00E55441"/>
